--- a/anti_ageing_review/submission_assets/MJDRDYPU_AntiAgeing_revision_R1_2026-06-23/MJDRDYPU_AntiAgeing_figures_R1_2026-06-23.docx
+++ b/anti_ageing_review/submission_assets/MJDRDYPU_AntiAgeing_revision_R1_2026-06-23/MJDRDYPU_AntiAgeing_figures_R1_2026-06-23.docx
@@ -34,7 +34,7 @@
       <w:r>
         <w:drawing>
           <wp:inline>
-            <wp:extent cx="5334000" cy="6290489"/>
+            <wp:extent cx="5334000" cy="5611294"/>
             <wp:effectExtent b="0" l="0" r="0" t="0"/>
             <wp:docPr descr="" title="" id="10" name="Picture"/>
             <a:graphic>
@@ -55,7 +55,7 @@
                   <pic:spPr bwMode="auto">
                     <a:xfrm>
                       <a:off x="0" y="0"/>
-                      <a:ext cx="5334000" cy="6290489"/>
+                      <a:ext cx="5334000" cy="5611294"/>
                     </a:xfrm>
                     <a:prstGeom prst="rect">
                       <a:avLst/>
@@ -104,7 +104,7 @@
       <w:r>
         <w:drawing>
           <wp:inline>
-            <wp:extent cx="5334000" cy="3580356"/>
+            <wp:extent cx="5334000" cy="3495010"/>
             <wp:effectExtent b="0" l="0" r="0" t="0"/>
             <wp:docPr descr="" title="" id="13" name="Picture"/>
             <a:graphic>
@@ -125,7 +125,7 @@
                   <pic:spPr bwMode="auto">
                     <a:xfrm>
                       <a:off x="0" y="0"/>
-                      <a:ext cx="5334000" cy="3580356"/>
+                      <a:ext cx="5334000" cy="3495010"/>
                     </a:xfrm>
                     <a:prstGeom prst="rect">
                       <a:avLst/>
@@ -235,7 +235,13 @@
         <w:t xml:space="preserve">“hype-heavy”</w:t>
       </w:r>
       <w:r>
-        <w:t xml:space="preserve">) terminology (y-axis), by intervention domain. Bubble size denotes the number of extracted records. Interventions with high credibility and low promotional burden (exercise, lifestyle bundle) appear lower-right; reprogramming and controversial approaches appear upper-left.</w:t>
+        <w:t xml:space="preserve">) terminology (y-axis), by intervention domain. Bubble size denotes the number of extracted records. Interventions with high credibility and low promotional burden (exercise, lifestyle bundle) appear lower-right; reprogramming and plasma/telomerase (</w:t>
+      </w:r>
+      <w:r>
+        <w:t xml:space="preserve">“controversial”</w:t>
+      </w:r>
+      <w:r>
+        <w:t xml:space="preserve">) approaches appear upper-left.</w:t>
       </w:r>
     </w:p>
     <w:p>
@@ -250,7 +256,7 @@
       <w:r>
         <w:drawing>
           <wp:inline>
-            <wp:extent cx="5334000" cy="3755763"/>
+            <wp:extent cx="5334000" cy="3665211"/>
             <wp:effectExtent b="0" l="0" r="0" t="0"/>
             <wp:docPr descr="" title="" id="19" name="Picture"/>
             <a:graphic>
@@ -271,7 +277,7 @@
                   <pic:spPr bwMode="auto">
                     <a:xfrm>
                       <a:off x="0" y="0"/>
-                      <a:ext cx="5334000" cy="3755763"/>
+                      <a:ext cx="5334000" cy="3665211"/>
                     </a:xfrm>
                     <a:prstGeom prst="rect">
                       <a:avLst/>
